--- a/document_templates/russian_library/Исковые_заявления/Процессуальные_документы/шаблон_Исковое_заявление_в_рамках_гражданского_процесса.docx
+++ b/document_templates/russian_library/Исковые_заявления/Процессуальные_документы/шаблон_Исковое_заявление_в_рамках_гражданского_процесса.docx
@@ -26,7 +26,7 @@
           <w:sz w:val="24"/>
           <w:szCs w:val="24"/>
         </w:rPr>
-        <w:t xml:space="preserve">{{ w_t_w_r_w_r_w_rpr_w_rfonts_w_ascii_times_new_roman_w_hansi_times_new_roman_w_cs_times_new_roman_w_sz_w_val_24_w_szcs_w_val_24_w_lang_w_val_en_us_w_rpr_w_t_court_w_t_w_r_w_r_w_rsidrpr_0080622b_w_rpr_w_rfonts_w_ascii_times_new_roman_w_hansi_times_new_roman_w_cs_times_new_roman_w_sz_w_val_24_w_szcs_w_val_24_w_rpr_w_t_xml_space_preserve_w_t_w_r_w_r_w_rpr_w_rfonts_w_ascii_times_new_roman_w_hansi_times_new_roman_w_cs_times_new_roman_w_sz_w_val_24_w_szcs_w_val_24_w_lang_w_val_en_us_w_rpr_w_t_name_w_t_w_r_w_r_w_rsidrpr_0080622b_w_rpr_w_rfonts_w_ascii_times_new_roman_w_hansi_times_new_roman_w_cs_times_new_roman_w_sz_w_val_24_w_szcs_w_val_24_w_rpr_w_t_xml_space_preserve }}</w:t>
+        <w:t xml:space="preserve">{{ court_name }}</w:t>
       </w:r>
     </w:p>
     <w:p>
@@ -45,7 +45,7 @@
           <w:sz w:val="24"/>
           <w:szCs w:val="24"/>
         </w:rPr>
-        <w:t xml:space="preserve">{{ w_t_w_r_w_r_w_rpr_w_rfonts_w_ascii_times_new_roman_w_hansi_times_new_roman_w_cs_times_new_roman_w_sz_w_val_24_w_szcs_w_val_24_w_lang_w_val_en_us_w_rpr_w_t_court_w_t_w_r_w_r_w_rsidrpr_0080622b_w_rpr_w_rfonts_w_ascii_times_new_roman_w_hansi_times_new_roman_w_cs_times_new_roman_w_sz_w_val_24_w_szcs_w_val_24_w_rpr_w_t_xml_space_preserve_w_t_w_r_w_r_w_rpr_w_rfonts_w_ascii_times_new_roman_w_hansi_times_new_roman_w_cs_times_new_roman_w_sz_w_val_24_w_szcs_w_val_24_w_lang_w_val_en_us_w_rpr_w_t_address_w_t_w_r_w_r_w_rsidrpr_0080622b_w_rpr_w_rfonts_w_ascii_times_new_roman_w_hansi_times_new_roman_w_cs_times_new_roman_w_sz_w_val_24_w_szcs_w_val_24_w_rpr_w_t_xml_space_preserve }}</w:t>
+        <w:t xml:space="preserve">{{ court_address }}</w:t>
       </w:r>
     </w:p>
     <w:p>
@@ -72,7 +72,7 @@
           <w:sz w:val="24"/>
           <w:szCs w:val="24"/>
         </w:rPr>
-        <w:t xml:space="preserve">{{ w_t_w_r_w_r_w_rsidr_0080622b_w_rpr_w_rfonts_w_ascii_times_new_roman_w_hansi_times_new_roman_w_cs_times_new_roman_w_sz_w_val_24_w_szcs_w_val_24_w_lang_w_val_en_us_w_rpr_w_t_plaintiff_w_t_w_r_w_r_w_rsidr_0080622b_w_rsidrpr_0080622b_w_rpr_w_rfonts_w_ascii_times_new_roman_w_hansi_times_new_roman_w_cs_times_new_roman_w_sz_w_val_24_w_szcs_w_val_24_w_rpr_w_t_xml_space_preserve }}</w:t>
+        <w:t xml:space="preserve">{{ plaintiff }}</w:t>
       </w:r>
     </w:p>
     <w:p>
@@ -120,7 +120,7 @@
           <w:sz w:val="24"/>
           <w:szCs w:val="24"/>
         </w:rPr>
-        <w:t xml:space="preserve">{{ w_t_w_r_w_r_w_rpr_w_rfonts_w_ascii_times_new_roman_w_hansi_times_new_roman_w_cs_times_new_roman_w_sz_w_val_24_w_szcs_w_val_24_w_lang_w_val_en_us_w_rpr_w_t_defendant_w_t_w_r_w_r_w_rsidrpr_0080622b_w_rpr_w_rfonts_w_ascii_times_new_roman_w_hansi_times_new_roman_w_cs_times_new_roman_w_sz_w_val_24_w_szcs_w_val_24_w_rpr_w_t_xml_space_preserve_w_t_w_r_w_r_w_rpr_w_rfonts_w_ascii_times_new_roman_w_hansi_times_new_roman_w_cs_times_new_roman_w_sz_w_val_24_w_szcs_w_val_24_w_lang_w_val_en_us_w_rpr_w_t_id_w_t_w_r_w_r_w_rsidrpr_0080622b_w_rpr_w_rfonts_w_ascii_times_new_roman_w_hansi_times_new_roman_w_cs_times_new_roman_w_sz_w_val_24_w_szcs_w_val_24_w_rpr_w_t_xml_space_preserve }}</w:t>
+        <w:t xml:space="preserve">{{ defendant_id }}</w:t>
       </w:r>
     </w:p>
     <w:p>
@@ -228,7 +228,7 @@
           <w:sz w:val="24"/>
           <w:szCs w:val="24"/>
         </w:rPr>
-        <w:t xml:space="preserve">{{ w_t_w_r_w_r_w_rsidr_0080622b_w_rpr_w_rfonts_w_ascii_times_new_roman_w_hansi_times_new_roman_w_cs_times_new_roman_w_sz_w_val_24_w_szcs_w_val_24_w_lang_w_val_en_us_w_rpr_w_t_plaintiff_w_t_w_r_w_r_w_rsidr_0080622b_w_rsidrpr_0080622b_w_rpr_w_rfonts_w_ascii_times_new_roman_w_hansi_times_new_roman_w_cs_times_new_roman_w_sz_w_val_24_w_szcs_w_val_24_w_rpr_w_t_xml_space_preserve }}</w:t>
+        <w:t xml:space="preserve">{{ plaintiff }}</w:t>
       </w:r>
       <w:r>
         <w:rPr>
@@ -244,7 +244,7 @@
           <w:sz w:val="24"/>
           <w:szCs w:val="24"/>
         </w:rPr>
-        <w:t xml:space="preserve">{{ w_t_w_r_w_r_w_rsidr_0080622b_w_rpr_w_rfonts_w_ascii_times_new_roman_w_hansi_times_new_roman_w_cs_times_new_roman_w_sz_w_val_24_w_szcs_w_val_24_w_lang_w_val_en_us_w_rpr_w_t_position_w_t_w_r_w_r_w_rsidr_0080622b_w_rsidrpr_0080622b_w_rpr_w_rfonts_w_ascii_times_new_roman_w_hansi_times_new_roman_w_cs_times_new_roman_w_sz_w_val_24_w_szcs_w_val_24_w_rpr_w_t_xml_space_preserve }}</w:t>
+        <w:t xml:space="preserve">{{ position }}</w:t>
       </w:r>
       <w:r>
         <w:rPr>
@@ -260,7 +260,7 @@
           <w:sz w:val="24"/>
           <w:szCs w:val="24"/>
         </w:rPr>
-        <w:t xml:space="preserve">{{ w_t_w_r_w_r_w_rsidr_0080622b_w_rpr_w_rfonts_w_ascii_times_new_roman_w_hansi_times_new_roman_w_cs_times_new_roman_w_sz_w_val_24_w_szcs_w_val_24_w_lang_w_val_en_us_w_rpr_w_t_employer_w_t_w_r_w_r_w_rsidr_0080622b_w_rsidrpr_0080622b_w_rpr_w_rfonts_w_ascii_times_new_roman_w_hansi_times_new_roman_w_cs_times_new_roman_w_sz_w_val_24_w_szcs_w_val_24_w_rpr_w_t_xml_space_preserve_w_t_w_r_w_r_w_rsidr_0080622b_w_rpr_w_rfonts_w_ascii_times_new_roman_w_hansi_times_new_roman_w_cs_times_new_roman_w_sz_w_val_24_w_szcs_w_val_24_w_lang_w_val_en_us_w_rpr_w_t_name_w_t_w_r_w_r_w_rsidr_0080622b_w_rsidrpr_0080622b_w_rpr_w_rfonts_w_ascii_times_new_roman_w_hansi_times_new_roman_w_cs_times_new_roman_w_sz_w_val_24_w_szcs_w_val_24_w_rpr_w_t_xml_space_preserve }}</w:t>
+        <w:t xml:space="preserve">{{ employer_name }}</w:t>
       </w:r>
       <w:r>
         <w:rPr>
@@ -276,7 +276,7 @@
           <w:sz w:val="24"/>
           <w:szCs w:val="24"/>
         </w:rPr>
-        <w:t xml:space="preserve">{{ w_t_w_r_w_r_w_rsidr_0080622b_w_rpr_w_rfonts_w_ascii_times_new_roman_w_hansi_times_new_roman_w_cs_times_new_roman_w_sz_w_val_24_w_szcs_w_val_24_w_lang_w_val_en_us_w_rpr_w_t_employment_w_t_w_r_w_r_w_rsidr_0080622b_w_rsidrpr_0080622b_w_rpr_w_rfonts_w_ascii_times_new_roman_w_hansi_times_new_roman_w_cs_times_new_roman_w_sz_w_val_24_w_szcs_w_val_24_w_rpr_w_t_xml_space_preserve_w_t_w_r_w_r_w_rsidr_0080622b_w_rpr_w_rfonts_w_ascii_times_new_roman_w_hansi_times_new_roman_w_cs_times_new_roman_w_sz_w_val_24_w_szcs_w_val_24_w_lang_w_val_en_us_w_rpr_w_t_start_w_t_w_r_w_r_w_rsidr_0080622b_w_rsidrpr_0080622b_w_rpr_w_rfonts_w_ascii_times_new_roman_w_hansi_times_new_roman_w_cs_times_new_roman_w_sz_w_val_24_w_szcs_w_val_24_w_rpr_w_t_xml_space_preserve_w_t_w_r_w_r_w_rsidr_0080622b_w_rpr_w_rfonts_w_ascii_times_new_roman_w_hansi_times_new_roman_w_cs_times_new_roman_w_sz_w_val_24_w_szcs_w_val_24_w_lang_w_val_en_us_w_rpr_w_t_date_w_t_w_r_w_r_w_rsidr_0080622b_w_rsidrpr_0080622b_w_rpr_w_rfonts_w_ascii_times_new_roman_w_hansi_times_new_roman_w_cs_times_new_roman_w_sz_w_val_24_w_szcs_w_val_24_w_rpr_w_t_xml_space_preserve }}</w:t>
+        <w:t xml:space="preserve">{{ employment_start_date }}</w:t>
       </w:r>
       <w:r>
         <w:rPr>
@@ -292,7 +292,7 @@
           <w:sz w:val="24"/>
           <w:szCs w:val="24"/>
         </w:rPr>
-        <w:t xml:space="preserve">{{ w_t_w_r_w_r_w_rsidr_0080622b_w_rpr_w_rfonts_w_ascii_times_new_roman_w_hansi_times_new_roman_w_cs_times_new_roman_w_sz_w_val_24_w_szcs_w_val_24_w_lang_w_val_en_us_w_rpr_w_t_employment_w_t_w_r_w_r_w_rsidr_0080622b_w_rsidrpr_0080622b_w_rpr_w_rfonts_w_ascii_times_new_roman_w_hansi_times_new_roman_w_cs_times_new_roman_w_sz_w_val_24_w_szcs_w_val_24_w_rpr_w_t_xml_space_preserve_w_t_w_r_w_r_w_rsidr_0080622b_w_rpr_w_rfonts_w_ascii_times_new_roman_w_hansi_times_new_roman_w_cs_times_new_roman_w_sz_w_val_24_w_szcs_w_val_24_w_lang_w_val_en_us_w_rpr_w_t_end_w_t_w_r_w_r_w_rsidr_0080622b_w_rsidrpr_0080622b_w_rpr_w_rfonts_w_ascii_times_new_roman_w_hansi_times_new_roman_w_cs_times_new_roman_w_sz_w_val_24_w_szcs_w_val_24_w_rpr_w_t_xml_space_preserve_w_t_w_r_w_r_w_rsidr_0080622b_w_rpr_w_rfonts_w_ascii_times_new_roman_w_hansi_times_new_roman_w_cs_times_new_roman_w_sz_w_val_24_w_szcs_w_val_24_w_lang_w_val_en_us_w_rpr_w_t_date_w_t_w_r_w_r_w_rsidr_0080622b_w_rsidrpr_0080622b_w_rpr_w_rfonts_w_ascii_times_new_roman_w_hansi_times_new_roman_w_cs_times_new_roman_w_sz_w_val_24_w_szcs_w_val_24_w_rpr_w_t_xml_space_preserve }}</w:t>
+        <w:t xml:space="preserve">{{ employment_end_date }}</w:t>
       </w:r>
       <w:r>
         <w:rPr>
@@ -308,7 +308,7 @@
           <w:sz w:val="24"/>
           <w:szCs w:val="24"/>
         </w:rPr>
-        <w:t xml:space="preserve">{{ w_t_w_r_w_r_w_rsidr_0080622b_w_rpr_w_rfonts_w_ascii_times_new_roman_w_hansi_times_new_roman_w_cs_times_new_roman_w_sz_w_val_24_w_szcs_w_val_24_w_lang_w_val_en_us_w_rpr_w_t_director_w_t_w_r_w_r_w_rsidr_0080622b_w_rsidrpr_0080622b_w_rpr_w_rfonts_w_ascii_times_new_roman_w_hansi_times_new_roman_w_cs_times_new_roman_w_sz_w_val_24_w_szcs_w_val_24_w_rpr_w_t_xml_space_preserve_w_t_w_r_w_r_w_rsidr_0080622b_w_rpr_w_rfonts_w_ascii_times_new_roman_w_hansi_times_new_roman_w_cs_times_new_roman_w_sz_w_val_24_w_szcs_w_val_24_w_lang_w_val_en_us_w_rpr_w_t_name_w_t_w_r_w_r_w_rsidr_0080622b_w_rsidrpr_0080622b_w_rpr_w_rfonts_w_ascii_times_new_roman_w_hansi_times_new_roman_w_cs_times_new_roman_w_sz_w_val_24_w_szcs_w_val_24_w_rpr_w_t_xml_space_preserve }}</w:t>
+        <w:t xml:space="preserve">{{ director_name }}</w:t>
       </w:r>
       <w:r>
         <w:rPr>
@@ -324,7 +324,7 @@
           <w:sz w:val="24"/>
           <w:szCs w:val="24"/>
         </w:rPr>
-        <w:t xml:space="preserve"> {{ w_t_w_r_w_r_w_rsidr_0080622b_w_rpr_w_rfonts_w_ascii_times_new_roman_w_hansi_times_new_roman_w_cs_times_new_roman_w_sz_w_val_24_w_szcs_w_val_24_w_lang_w_val_en_us_w_rpr_w_t_dismissal_w_t_w_r_w_r_w_rsidr_0080622b_w_rsidrpr_0080622b_w_rpr_w_rfonts_w_ascii_times_new_roman_w_hansi_times_new_roman_w_cs_times_new_roman_w_sz_w_val_24_w_szcs_w_val_24_w_rpr_w_t_xml_space_preserve_w_t_w_r_w_r_w_rsidr_0080622b_w_rpr_w_rfonts_w_ascii_times_new_roman_w_hansi_times_new_roman_w_cs_times_new_roman_w_sz_w_val_24_w_szcs_w_val_24_w_lang_w_val_en_us_w_rpr_w_t_article_w_t_w_r_w_r_w_rsidr_0080622b_w_rsidrpr_0080622b_w_rpr_w_rfonts_w_ascii_times_new_roman_w_hansi_times_new_roman_w_cs_times_new_roman_w_sz_w_val_24_w_szcs_w_val_24_w_rpr_w_t_xml_space_preserve }} </w:t>
+        <w:t xml:space="preserve"> {{ dismissal_article }} </w:t>
       </w:r>
       <w:r>
         <w:rPr>
@@ -340,7 +340,7 @@
           <w:sz w:val="24"/>
           <w:szCs w:val="24"/>
         </w:rPr>
-        <w:t xml:space="preserve">{{ w_t_w_r_w_r_w_rsidr_0080622b_w_rpr_w_rfonts_w_ascii_times_new_roman_w_hansi_times_new_roman_w_cs_times_new_roman_w_sz_w_val_24_w_szcs_w_val_24_w_lang_w_val_en_us_w_rpr_w_t_dismissal_w_t_w_r_w_r_w_rsidr_0080622b_w_rsidrpr_0080622b_w_rpr_w_rfonts_w_ascii_times_new_roman_w_hansi_times_new_roman_w_cs_times_new_roman_w_sz_w_val_24_w_szcs_w_val_24_w_rpr_w_t_xml_space_preserve_w_t_w_r_w_r_w_rsidr_0080622b_w_rpr_w_rfonts_w_ascii_times_new_roman_w_hansi_times_new_roman_w_cs_times_new_roman_w_sz_w_val_24_w_szcs_w_val_24_w_lang_w_val_en_us_w_rpr_w_t_reason_w_t_w_r_w_r_w_rsidr_0080622b_w_rsidrpr_0080622b_w_rpr_w_rfonts_w_ascii_times_new_roman_w_hansi_times_new_roman_w_cs_times_new_roman_w_sz_w_val_24_w_szcs_w_val_24_w_rpr_w_t_xml_space_preserve }}</w:t>
+        <w:t xml:space="preserve">{{ dismissal_reason }}</w:t>
       </w:r>
       <w:r>
         <w:rPr>
@@ -356,7 +356,7 @@
           <w:sz w:val="24"/>
           <w:szCs w:val="24"/>
         </w:rPr>
-        <w:t xml:space="preserve">{{ w_t_w_r_w_r_w_rsidr_0080622b_w_rpr_w_rfonts_w_ascii_times_new_roman_w_hansi_times_new_roman_w_cs_times_new_roman_w_sz_w_val_24_w_szcs_w_val_24_w_lang_w_val_en_us_w_rpr_w_t_evidence_w_t_w_r_w_r_w_rsidr_0080622b_w_rsidrpr_0080622b_w_rpr_w_rfonts_w_ascii_times_new_roman_w_hansi_times_new_roman_w_cs_times_new_roman_w_sz_w_val_24_w_szcs_w_val_24_w_rpr_w_t_xml_space_preserve_w_t_w_r_w_r_w_rsidr_0080622b_w_rpr_w_rfonts_w_ascii_times_new_roman_w_hansi_times_new_roman_w_cs_times_new_roman_w_sz_w_val_24_w_szcs_w_val_24_w_lang_w_val_en_us_w_rpr_w_t_details_w_t_w_r_w_r_w_rsidr_0080622b_w_rsidrpr_0080622b_w_rpr_w_rfonts_w_ascii_times_new_roman_w_hansi_times_new_roman_w_cs_times_new_roman_w_sz_w_val_24_w_szcs_w_val_24_w_rpr_w_t_xml_space_preserve }}</w:t>
+        <w:t xml:space="preserve">{{ evidence_details }}</w:t>
       </w:r>
       <w:r>
         <w:rPr>
@@ -382,7 +382,7 @@
           <w:sz w:val="24"/>
           <w:szCs w:val="24"/>
         </w:rPr>
-        <w:t xml:space="preserve">{{ w_t_w_r_w_r_w_rpr_w_rfonts_w_ascii_times_new_roman_w_hansi_times_new_roman_w_cs_times_new_roman_w_sz_w_val_24_w_szcs_w_val_24_w_lang_w_val_en_us_w_rpr_w_t_defense_w_t_w_r_w_r_w_rsidrpr_0080622b_w_rpr_w_rfonts_w_ascii_times_new_roman_w_hansi_times_new_roman_w_cs_times_new_roman_w_sz_w_val_24_w_szcs_w_val_24_w_rpr_w_t_xml_space_preserve_w_t_w_r_w_r_w_rpr_w_rfonts_w_ascii_times_new_roman_w_hansi_times_new_roman_w_cs_times_new_roman_w_sz_w_val_24_w_szcs_w_val_24_w_lang_w_val_en_us_w_rpr_w_t_arguments_w_t_w_r_w_r_w_rsidrpr_0080622b_w_rpr_w_rfonts_w_ascii_times_new_roman_w_hansi_times_new_roman_w_cs_times_new_roman_w_sz_w_val_24_w_szcs_w_val_24_w_rpr_w_t_xml_space_preserve }}</w:t>
+        <w:t xml:space="preserve">{{ defense_arguments }}</w:t>
       </w:r>
       <w:r>
         <w:rPr>
@@ -398,7 +398,7 @@
           <w:sz w:val="24"/>
           <w:szCs w:val="24"/>
         </w:rPr>
-        <w:t xml:space="preserve"> {{ w_t_w_r_w_r_w_rpr_w_rfonts_w_ascii_times_new_roman_w_hansi_times_new_roman_w_cs_times_new_roman_w_sz_w_val_24_w_szcs_w_val_24_w_lang_w_val_en_us_w_rpr_w_t_medical_context }}.</w:t>
+        <w:t xml:space="preserve"> {{ medical_context }}.</w:t>
       </w:r>
     </w:p>
     <w:p>
@@ -448,7 +448,7 @@
           <w:sz w:val="24"/>
           <w:szCs w:val="24"/>
         </w:rPr>
-        <w:t xml:space="preserve">{{ w_t_w_r_w_r_w_rsidr_0080622b_w_rpr_w_rfonts_w_ascii_times_new_roman_w_hansi_times_new_roman_w_cs_times_new_roman_w_sz_w_val_24_w_szcs_w_val_24_w_lang_w_val_en_us_w_rpr_w_t_reinstatement_w_t_w_r_w_r_w_rsidr_0080622b_w_rsidrpr_0080622b_w_rpr_w_rfonts_w_ascii_times_new_roman_w_hansi_times_new_roman_w_cs_times_new_roman_w_sz_w_val_24_w_szcs_w_val_24_w_rpr_w_t_xml_space_preserve_w_t_w_r_w_r_w_rsidr_0080622b_w_rpr_w_rfonts_w_ascii_times_new_roman_w_hansi_times_new_roman_w_cs_times_new_roman_w_sz_w_val_24_w_szcs_w_val_24_w_lang_w_val_en_us_w_rpr_w_t_workplace_w_t_w_r_w_r_w_rsidr_0080622b_w_rsidrpr_0080622b_w_rpr_w_rfonts_w_ascii_times_new_roman_w_hansi_times_new_roman_w_cs_times_new_roman_w_sz_w_val_24_w_szcs_w_val_24_w_rpr_w_t_xml_space_preserve }}</w:t>
+        <w:t xml:space="preserve">{{ reinstatement_workplace }}</w:t>
       </w:r>
       <w:r>
         <w:rPr>
@@ -464,7 +464,7 @@
           <w:sz w:val="24"/>
           <w:szCs w:val="24"/>
         </w:rPr>
-        <w:t xml:space="preserve"> {{ w_t_w_r_w_r_w_rsidr_0080622b_w_rpr_w_rfonts_w_ascii_times_new_roman_w_hansi_times_new_roman_w_cs_times_new_roman_w_sz_w_val_24_w_szcs_w_val_24_w_lang_w_val_en_us_w_rpr_w_t_reinstatement_w_t_w_r_w_r_w_rsidr_0080622b_w_rsidrpr_0080622b_w_rpr_w_rfonts_w_ascii_times_new_roman_w_hansi_times_new_roman_w_cs_times_new_roman_w_sz_w_val_24_w_szcs_w_val_24_w_rpr_w_t_xml_space_preserve_w_t_w_r_w_r_w_rsidr_0080622b_w_rpr_w_rfonts_w_ascii_times_new_roman_w_hansi_times_new_roman_w_cs_times_new_roman_w_sz_w_val_24_w_szcs_w_val_24_w_lang_w_val_en_us_w_rpr_w_t_position_w_t_w_r_w_r_w_rsidr_0080622b_w_rsidrpr_0080622b_w_rpr_w_rfonts_w_ascii_times_new_roman_w_hansi_times_new_roman_w_cs_times_new_roman_w_sz_w_val_24_w_szcs_w_val_24_w_rpr_w_t_xml_space_preserve }}</w:t>
+        <w:t xml:space="preserve"> {{ reinstatement_position }}</w:t>
       </w:r>
       <w:r>
         <w:rPr>
@@ -504,7 +504,7 @@
           <w:sz w:val="24"/>
           <w:szCs w:val="24"/>
         </w:rPr>
-        <w:t xml:space="preserve">{{ w_t_w_r_w_r_w_rsidr_0080622b_w_rpr_w_rfonts_w_ascii_times_new_roman_w_hansi_times_new_roman_w_cs_times_new_roman_w_sz_w_val_24_w_szcs_w_val_24_w_lang_w_val_en_us_w_rpr_w_t_compensation_w_t_w_r_w_r_w_rsidr_0080622b_w_rsidrpr_0080622b_w_rpr_w_rfonts_w_ascii_times_new_roman_w_hansi_times_new_roman_w_cs_times_new_roman_w_sz_w_val_24_w_szcs_w_val_24_w_rpr_w_t_xml_space_preserve_w_t_w_r_w_r_w_rsidr_0080622b_w_rpr_w_rfonts_w_ascii_times_new_roman_w_hansi_times_new_roman_w_cs_times_new_roman_w_sz_w_val_24_w_szcs_w_val_24_w_lang_w_val_en_us_w_rpr_w_t_amount_w_t_w_r_w_r_w_rsidr_0080622b_w_rsidrpr_0080622b_w_rpr_w_rfonts_w_ascii_times_new_roman_w_hansi_times_new_roman_w_cs_times_new_roman_w_sz_w_val_24_w_szcs_w_val_24_w_rpr_w_t_xml_space_preserve }} </w:t>
+        <w:t xml:space="preserve">{{ compensation_amount }} </w:t>
       </w:r>
       <w:r>
         <w:rPr>
@@ -544,7 +544,7 @@
           <w:sz w:val="24"/>
           <w:szCs w:val="24"/>
         </w:rPr>
-        <w:t xml:space="preserve">{{ w_t_w_r_w_r_w_rsidr_0080622b_w_rpr_w_rfonts_w_ascii_times_new_roman_w_hansi_times_new_roman_w_cs_times_new_roman_w_sz_w_val_24_w_szcs_w_val_24_w_lang_w_val_en_us_w_rpr_w_t_moral_w_t_w_r_w_r_w_rsidr_0080622b_w_rsidrpr_0080622b_w_rpr_w_rfonts_w_ascii_times_new_roman_w_hansi_times_new_roman_w_cs_times_new_roman_w_sz_w_val_24_w_szcs_w_val_24_w_rpr_w_t_xml_space_preserve_w_t_w_r_w_r_w_rsidr_0080622b_w_rpr_w_rfonts_w_ascii_times_new_roman_w_hansi_times_new_roman_w_cs_times_new_roman_w_sz_w_val_24_w_szcs_w_val_24_w_lang_w_val_en_us_w_rpr_w_t_damage_w_t_w_r_w_r_w_rsidr_0080622b_w_rsidrpr_0080622b_w_rpr_w_rfonts_w_ascii_times_new_roman_w_hansi_times_new_roman_w_cs_times_new_roman_w_sz_w_val_24_w_szcs_w_val_24_w_rpr_w_t_xml_space_preserve_w_t_w_r_w_r_w_rsidr_0080622b_w_rpr_w_rfonts_w_ascii_times_new_roman_w_hansi_times_new_roman_w_cs_times_new_roman_w_sz_w_val_24_w_szcs_w_val_24_w_lang_w_val_en_us_w_rpr_w_t_amount_w_t_w_r_w_r_w_rsidr_0080622b_w_rsidrpr_0080622b_w_rpr_w_rfonts_w_ascii_times_new_roman_w_hansi_times_new_roman_w_cs_times_new_roman_w_sz_w_val_24_w_szcs_w_val_24_w_rpr_w_t_xml_space_preserve }} </w:t>
+        <w:t xml:space="preserve">{{ moral_damage_amount }} </w:t>
       </w:r>
       <w:r>
         <w:rPr>
@@ -564,7 +564,6 @@
           <w:szCs w:val="24"/>
         </w:rPr>
       </w:pPr>
-      <w:proofErr w:type="gramStart"/>
       <w:r>
         <w:rPr>
           <w:rFonts w:ascii="Times New Roman" w:hAnsi="Times New Roman" w:cs="Times New Roman"/>
@@ -572,7 +571,7 @@
           <w:szCs w:val="24"/>
           <w:lang w:val="en-US"/>
         </w:rPr>
-        <w:t>{{ plaintiff_w_t_w_r_w_prooferr_w_type_gramend_w_r_w_rpr_w_rfonts_w_ascii_times_new_roman_w_hansi_times_new_roman_w_cs_times_new_roman_w_sz_w_val_24_w_szcs_w_val_24_w_lang_w_val_en_us_w_rpr_w_t_xml_space_preserve }}</w:t>
+        <w:t>{{ plaintiff }}</w:t>
       </w:r>
       <w:r>
         <w:rPr>
